--- a/template/clean_ref_cn.docx
+++ b/template/clean_ref_cn.docx
@@ -385,8 +385,6 @@
       <w:r>
         <w:t>DefinitionTerm</w:t>
       </w:r>
-      <w:bookmarkStart w:id="9" w:name="_GoBack"/>
-      <w:bookmarkEnd w:id="9"/>
     </w:p>
     <w:p>
       <w:pPr>
@@ -399,6 +397,8 @@
       <w:r>
         <w:t>Definition</w:t>
       </w:r>
+      <w:bookmarkStart w:id="9" w:name="_GoBack"/>
+      <w:bookmarkEnd w:id="9"/>
     </w:p>
     <w:sectPr>
       <w:footnotePr>
@@ -491,9 +491,9 @@
 <file path=word/numbering.xml><?xml version="1.0" encoding="utf-8"?>
 <w:numbering xmlns:wpc="http://schemas.microsoft.com/office/word/2010/wordprocessingCanvas" xmlns:mc="http://schemas.openxmlformats.org/markup-compatibility/2006" xmlns:o="urn:schemas-microsoft-com:office:office" xmlns:r="http://schemas.openxmlformats.org/officeDocument/2006/relationships" xmlns:m="http://schemas.openxmlformats.org/officeDocument/2006/math" xmlns:v="urn:schemas-microsoft-com:vml" xmlns:wp14="http://schemas.microsoft.com/office/word/2010/wordprocessingDrawing" xmlns:wp="http://schemas.openxmlformats.org/drawingml/2006/wordprocessingDrawing" xmlns:w10="urn:schemas-microsoft-com:office:word" xmlns:w="http://schemas.openxmlformats.org/wordprocessingml/2006/main" xmlns:w14="http://schemas.microsoft.com/office/word/2010/wordml" xmlns:wpg="http://schemas.microsoft.com/office/word/2010/wordprocessingGroup" xmlns:wpi="http://schemas.microsoft.com/office/word/2010/wordprocessingInk" xmlns:wne="http://schemas.microsoft.com/office/word/2006/wordml" xmlns:wps="http://schemas.microsoft.com/office/word/2010/wordprocessingShape" xmlns:wpsCustomData="http://www.wps.cn/officeDocument/2013/wpsCustomData" mc:Ignorable="w14 wp14">
   <w:abstractNum w:abstractNumId="0">
-    <w:nsid w:val="BDCCDEFB"/>
+    <w:nsid w:val="F9FF0DE1"/>
     <w:multiLevelType w:val="multilevel"/>
-    <w:tmpl w:val="BDCCDEFB"/>
+    <w:tmpl w:val="F9FF0DE1"/>
     <w:lvl w:ilvl="0" w:tentative="0">
       <w:start w:val="1"/>
       <w:numFmt w:val="chineseCounting"/>
@@ -510,7 +510,6 @@
     <w:lvl w:ilvl="1" w:tentative="0">
       <w:start w:val="1"/>
       <w:numFmt w:val="decimal"/>
-      <w:lvlRestart w:val="0"/>
       <w:pStyle w:val="3"/>
       <w:isLgl/>
       <w:lvlText w:val="%1.%2 "/>
@@ -552,7 +551,6 @@
     <w:lvl w:ilvl="4" w:tentative="0">
       <w:start w:val="1"/>
       <w:numFmt w:val="decimal"/>
-      <w:isLgl/>
       <w:lvlText w:val="%1.%2.%3.%4.%5"/>
       <w:lvlJc w:val="left"/>
       <w:pPr>
@@ -565,7 +563,6 @@
     <w:lvl w:ilvl="5" w:tentative="0">
       <w:start w:val="1"/>
       <w:numFmt w:val="decimal"/>
-      <w:isLgl/>
       <w:lvlText w:val="%1.%2.%3.%4.%5.%6"/>
       <w:lvlJc w:val="left"/>
       <w:pPr>
@@ -578,7 +575,6 @@
     <w:lvl w:ilvl="6" w:tentative="0">
       <w:start w:val="1"/>
       <w:numFmt w:val="decimal"/>
-      <w:isLgl/>
       <w:lvlText w:val="%1.%2.%3.%4.%5.%6.%7"/>
       <w:lvlJc w:val="left"/>
       <w:pPr>
@@ -591,7 +587,6 @@
     <w:lvl w:ilvl="7" w:tentative="0">
       <w:start w:val="1"/>
       <w:numFmt w:val="decimal"/>
-      <w:isLgl/>
       <w:lvlText w:val="%1.%2.%3.%4.%5.%6.%7.%8"/>
       <w:lvlJc w:val="left"/>
       <w:pPr>
@@ -604,7 +599,6 @@
     <w:lvl w:ilvl="8" w:tentative="0">
       <w:start w:val="1"/>
       <w:numFmt w:val="decimal"/>
-      <w:isLgl/>
       <w:lvlText w:val="%1.%2.%3.%4.%5.%6.%7.%8.%9"/>
       <w:lvlJc w:val="left"/>
       <w:pPr>

--- a/template/clean_ref_cn.docx
+++ b/template/clean_ref_cn.docx
@@ -158,6 +158,8 @@
       <w:r>
         <w:t>First Paragraph.</w:t>
       </w:r>
+      <w:bookmarkStart w:id="9" w:name="_GoBack"/>
+      <w:bookmarkEnd w:id="9"/>
     </w:p>
     <w:p>
       <w:pPr>
@@ -284,16 +286,29 @@
           <w:tcPr>
             <w:tcW w:w="0" w:type="auto"/>
             <w:tcBorders>
-              <w:bottom w:val="single" w:color="auto" w:sz="0" w:space="0"/>
+              <w:top w:val="single" w:color="000000" w:sz="12" w:space="0"/>
+              <w:left w:val="nil"/>
+              <w:bottom w:val="single" w:color="000000" w:sz="4" w:space="0"/>
+              <w:right w:val="nil"/>
               <w:insideH w:val="single" w:sz="0" w:space="0"/>
+              <w:tl2br w:val="nil"/>
             </w:tcBorders>
+            <w:shd w:val="clear" w:color="auto" w:fill="FFFFFF"/>
             <w:vAlign w:val="bottom"/>
           </w:tcPr>
           <w:p>
             <w:pPr>
               <w:pStyle w:val="31"/>
+              <w:rPr>
+                <w:b w:val="0"/>
+                <w:color w:val="000000"/>
+              </w:rPr>
             </w:pPr>
             <w:r>
+              <w:rPr>
+                <w:b w:val="0"/>
+                <w:color w:val="000000"/>
+              </w:rPr>
               <w:t>Table</w:t>
             </w:r>
           </w:p>
@@ -302,16 +317,28 @@
           <w:tcPr>
             <w:tcW w:w="0" w:type="auto"/>
             <w:tcBorders>
-              <w:bottom w:val="single" w:color="auto" w:sz="0" w:space="0"/>
+              <w:top w:val="single" w:color="000000" w:sz="12" w:space="0"/>
+              <w:left w:val="nil"/>
+              <w:bottom w:val="single" w:color="000000" w:sz="4" w:space="0"/>
+              <w:right w:val="nil"/>
               <w:insideH w:val="single" w:sz="0" w:space="0"/>
             </w:tcBorders>
+            <w:shd w:val="clear" w:color="auto" w:fill="FFFFFF"/>
             <w:vAlign w:val="bottom"/>
           </w:tcPr>
           <w:p>
             <w:pPr>
               <w:pStyle w:val="31"/>
+              <w:rPr>
+                <w:b w:val="0"/>
+                <w:color w:val="000000"/>
+              </w:rPr>
             </w:pPr>
             <w:r>
+              <w:rPr>
+                <w:b w:val="0"/>
+                <w:color w:val="000000"/>
+              </w:rPr>
               <w:t>Table</w:t>
             </w:r>
           </w:p>
@@ -329,12 +356,27 @@
         <w:tc>
           <w:tcPr>
             <w:tcW w:w="0" w:type="auto"/>
+            <w:tcBorders>
+              <w:top w:val="single" w:color="000000" w:sz="4" w:space="0"/>
+              <w:left w:val="nil"/>
+              <w:bottom w:val="single" w:color="000000" w:sz="12" w:space="0"/>
+              <w:right w:val="nil"/>
+            </w:tcBorders>
+            <w:shd w:val="clear" w:color="auto" w:fill="FFFFFF"/>
           </w:tcPr>
           <w:p>
             <w:pPr>
               <w:pStyle w:val="31"/>
+              <w:rPr>
+                <w:b w:val="0"/>
+                <w:color w:val="000000"/>
+              </w:rPr>
             </w:pPr>
             <w:r>
+              <w:rPr>
+                <w:b w:val="0"/>
+                <w:color w:val="000000"/>
+              </w:rPr>
               <w:t>1</w:t>
             </w:r>
           </w:p>
@@ -342,12 +384,27 @@
         <w:tc>
           <w:tcPr>
             <w:tcW w:w="0" w:type="auto"/>
+            <w:tcBorders>
+              <w:top w:val="single" w:color="000000" w:sz="4" w:space="0"/>
+              <w:left w:val="nil"/>
+              <w:bottom w:val="single" w:color="000000" w:sz="12" w:space="0"/>
+              <w:right w:val="nil"/>
+            </w:tcBorders>
+            <w:shd w:val="clear" w:color="auto" w:fill="FFFFFF"/>
           </w:tcPr>
           <w:p>
             <w:pPr>
               <w:pStyle w:val="31"/>
+              <w:rPr>
+                <w:b w:val="0"/>
+                <w:color w:val="000000"/>
+              </w:rPr>
             </w:pPr>
             <w:r>
+              <w:rPr>
+                <w:b w:val="0"/>
+                <w:color w:val="000000"/>
+              </w:rPr>
               <w:t>2</w:t>
             </w:r>
           </w:p>
@@ -397,8 +454,6 @@
       <w:r>
         <w:t>Definition</w:t>
       </w:r>
-      <w:bookmarkStart w:id="9" w:name="_GoBack"/>
-      <w:bookmarkEnd w:id="9"/>
     </w:p>
     <w:sectPr>
       <w:footnotePr>
@@ -907,12 +962,12 @@
         <w:ilvl w:val="0"/>
         <w:numId w:val="1"/>
       </w:numPr>
-      <w:spacing w:before="200" w:beforeLines="200" w:after="200" w:afterLines="200" w:line="240" w:lineRule="auto"/>
+      <w:spacing w:before="480" w:after="240" w:line="360" w:lineRule="auto"/>
       <w:jc w:val="center"/>
       <w:outlineLvl w:val="0"/>
     </w:pPr>
     <w:rPr>
-      <w:rFonts w:eastAsia="SimHei"/>
+      <w:rFonts w:eastAsia="黑体"/>
       <w:b/>
       <w:bCs/>
       <w:kern w:val="44"/>
@@ -935,12 +990,12 @@
         <w:ilvl w:val="1"/>
         <w:numId w:val="1"/>
       </w:numPr>
-      <w:spacing w:before="100" w:beforeLines="100" w:after="100" w:afterLines="100"/>
+      <w:spacing w:before="480" w:after="240" w:line="360" w:lineRule="auto"/>
       <w:jc w:val="center"/>
       <w:outlineLvl w:val="1"/>
     </w:pPr>
     <w:rPr>
-      <w:rFonts w:eastAsia="SimHei" w:cstheme="majorBidi"/>
+      <w:rFonts w:eastAsia="黑体" w:cstheme="majorBidi"/>
       <w:b/>
       <w:bCs/>
       <w:sz w:val="28"/>
@@ -962,11 +1017,11 @@
         <w:ilvl w:val="2"/>
         <w:numId w:val="1"/>
       </w:numPr>
-      <w:spacing w:before="100" w:beforeLines="100" w:after="100" w:afterLines="100"/>
+      <w:spacing w:before="120" w:line="360" w:lineRule="auto"/>
       <w:outlineLvl w:val="2"/>
     </w:pPr>
     <w:rPr>
-      <w:rFonts w:eastAsia="SimHei"/>
+      <w:rFonts w:eastAsia="黑体"/>
       <w:bCs/>
       <w:szCs w:val="32"/>
     </w:rPr>
@@ -991,6 +1046,11 @@
       <w:b/>
       <w:iCs/>
       <w:color w:val="000000" w:themeColor="text1"/>
+      <w14:textFill>
+        <w14:solidFill>
+          <w14:schemeClr w14:val="tx1"/>
+        </w14:solidFill>
+      </w14:textFill>
     </w:rPr>
   </w:style>
   <w:style w:type="paragraph" w:styleId="6">
@@ -1010,7 +1070,7 @@
     </w:pPr>
     <w:rPr>
       <w:rFonts w:eastAsiaTheme="majorEastAsia" w:cstheme="majorBidi"/>
-      <w:color w:val="0F4761" w:themeColor="accent1" w:themeShade="BF"/>
+      <w:color w:val="104862" w:themeColor="accent1" w:themeShade="BF"/>
     </w:rPr>
   </w:style>
   <w:style w:type="paragraph" w:styleId="8">
@@ -1032,7 +1092,15 @@
       <w:rFonts w:eastAsiaTheme="majorEastAsia" w:cstheme="majorBidi"/>
       <w:i/>
       <w:iCs/>
-      <w:color w:val="585858" w:themeColor="text1" w:themeTint="A6"/>
+      <w:color w:val="595959" w:themeColor="text1" w:themeTint="A6"/>
+      <w14:textFill>
+        <w14:solidFill>
+          <w14:schemeClr w14:val="tx1">
+            <w14:lumMod w14:val="65000"/>
+            <w14:lumOff w14:val="35000"/>
+          </w14:schemeClr>
+        </w14:solidFill>
+      </w14:textFill>
     </w:rPr>
   </w:style>
   <w:style w:type="paragraph" w:styleId="9">
@@ -1052,7 +1120,15 @@
     </w:pPr>
     <w:rPr>
       <w:rFonts w:eastAsiaTheme="majorEastAsia" w:cstheme="majorBidi"/>
-      <w:color w:val="585858" w:themeColor="text1" w:themeTint="A6"/>
+      <w:color w:val="595959" w:themeColor="text1" w:themeTint="A6"/>
+      <w14:textFill>
+        <w14:solidFill>
+          <w14:schemeClr w14:val="tx1">
+            <w14:lumMod w14:val="65000"/>
+            <w14:lumOff w14:val="35000"/>
+          </w14:schemeClr>
+        </w14:solidFill>
+      </w14:textFill>
     </w:rPr>
   </w:style>
   <w:style w:type="paragraph" w:styleId="10">
@@ -1073,7 +1149,15 @@
       <w:rFonts w:eastAsiaTheme="majorEastAsia" w:cstheme="majorBidi"/>
       <w:i/>
       <w:iCs/>
-      <w:color w:val="262626" w:themeColor="text1" w:themeTint="D8"/>
+      <w:color w:val="262626" w:themeColor="text1" w:themeTint="D9"/>
+      <w14:textFill>
+        <w14:solidFill>
+          <w14:schemeClr w14:val="tx1">
+            <w14:lumMod w14:val="85000"/>
+            <w14:lumOff w14:val="15000"/>
+          </w14:schemeClr>
+        </w14:solidFill>
+      </w14:textFill>
     </w:rPr>
   </w:style>
   <w:style w:type="paragraph" w:styleId="11">
@@ -1092,7 +1176,15 @@
     </w:pPr>
     <w:rPr>
       <w:rFonts w:eastAsiaTheme="majorEastAsia" w:cstheme="majorBidi"/>
-      <w:color w:val="262626" w:themeColor="text1" w:themeTint="D8"/>
+      <w:color w:val="262626" w:themeColor="text1" w:themeTint="D9"/>
+      <w14:textFill>
+        <w14:solidFill>
+          <w14:schemeClr w14:val="tx1">
+            <w14:lumMod w14:val="85000"/>
+            <w14:lumOff w14:val="15000"/>
+          </w14:schemeClr>
+        </w14:solidFill>
+      </w14:textFill>
     </w:rPr>
   </w:style>
   <w:style w:type="character" w:default="1" w:styleId="26">
@@ -1127,11 +1219,12 @@
     <w:pPr>
       <w:autoSpaceDE w:val="0"/>
       <w:autoSpaceDN w:val="0"/>
+      <w:spacing w:line="360" w:lineRule="auto"/>
       <w:ind w:firstLine="643" w:firstLineChars="200"/>
-      <w:jc w:val="left"/>
-    </w:pPr>
-    <w:rPr>
-      <w:rFonts w:cs="SimSun"/>
+      <w:jc w:val="both"/>
+    </w:pPr>
+    <w:rPr>
+      <w:rFonts w:eastAsia="宋体" w:cs="SimSun"/>
       <w:kern w:val="0"/>
       <w:szCs w:val="24"/>
       <w:lang w:eastAsia="en-US"/>
@@ -1196,6 +1289,9 @@
     <w:pPr>
       <w:ind w:left="100" w:leftChars="2500"/>
     </w:pPr>
+    <w:rPr>
+      <w:rFonts w:eastAsia="宋体"/>
+    </w:rPr>
   </w:style>
   <w:style w:type="paragraph" w:styleId="16">
     <w:name w:val="footer"/>
@@ -1286,10 +1382,10 @@
       <w:outlineLvl w:val="0"/>
     </w:pPr>
     <w:rPr>
-      <w:rFonts w:eastAsia="SimHei" w:cstheme="majorBidi"/>
+      <w:rFonts w:eastAsia="黑体" w:cstheme="majorBidi"/>
       <w:b/>
       <w:bCs/>
-      <w:sz w:val="32"/>
+      <w:sz w:val="36"/>
       <w:szCs w:val="32"/>
     </w:rPr>
   </w:style>
@@ -1362,6 +1458,11 @@
     <w:rPr>
       <w:color w:val="467886" w:themeColor="hyperlink"/>
       <w:u w:val="single"/>
+      <w14:textFill>
+        <w14:solidFill>
+          <w14:schemeClr w14:val="hlink"/>
+        </w14:solidFill>
+      </w14:textFill>
     </w:rPr>
   </w:style>
   <w:style w:type="character" w:styleId="28">
@@ -1397,8 +1498,13 @@
     <w:qFormat/>
     <w:uiPriority w:val="0"/>
     <w:pPr>
+      <w:spacing w:line="360" w:lineRule="auto"/>
       <w:ind w:left="0" w:leftChars="0" w:firstLine="643" w:firstLineChars="200"/>
-    </w:pPr>
+      <w:jc w:val="both"/>
+    </w:pPr>
+    <w:rPr>
+      <w:rFonts w:eastAsia="宋体"/>
+    </w:rPr>
   </w:style>
   <w:style w:type="paragraph" w:customStyle="1" w:styleId="31">
     <w:name w:val="Compact"/>
@@ -1416,11 +1522,11 @@
     <w:qFormat/>
     <w:uiPriority w:val="10"/>
     <w:rPr>
-      <w:rFonts w:ascii="Times New Roman" w:hAnsi="Times New Roman" w:eastAsia="SimHei" w:cstheme="majorBidi"/>
+      <w:rFonts w:ascii="Times New Roman" w:hAnsi="Times New Roman" w:eastAsia="黑体" w:cstheme="majorBidi"/>
       <w:b/>
       <w:bCs/>
       <w:kern w:val="2"/>
-      <w:sz w:val="32"/>
+      <w:sz w:val="36"/>
       <w:szCs w:val="32"/>
     </w:rPr>
   </w:style>
@@ -1432,10 +1538,18 @@
     <w:uiPriority w:val="11"/>
     <w:rPr>
       <w:rFonts w:eastAsiaTheme="majorEastAsia" w:cstheme="majorBidi"/>
-      <w:color w:val="585858" w:themeColor="text1" w:themeTint="A6"/>
+      <w:color w:val="595959" w:themeColor="text1" w:themeTint="A6"/>
       <w:spacing w:val="15"/>
       <w:sz w:val="28"/>
       <w:szCs w:val="28"/>
+      <w14:textFill>
+        <w14:solidFill>
+          <w14:schemeClr w14:val="tx1">
+            <w14:lumMod w14:val="65000"/>
+            <w14:lumOff w14:val="35000"/>
+          </w14:schemeClr>
+        </w14:solidFill>
+      </w14:textFill>
     </w:rPr>
   </w:style>
   <w:style w:type="paragraph" w:customStyle="1" w:styleId="34">
@@ -1483,7 +1597,8 @@
       <w:spacing w:before="100" w:after="300"/>
     </w:pPr>
     <w:rPr>
-      <w:sz w:val="20"/>
+      <w:rFonts w:eastAsia="宋体"/>
+      <w:sz w:val="24"/>
       <w:szCs w:val="20"/>
     </w:rPr>
   </w:style>
@@ -1500,7 +1615,7 @@
     <w:qFormat/>
     <w:uiPriority w:val="9"/>
     <w:rPr>
-      <w:rFonts w:ascii="Times New Roman" w:hAnsi="Times New Roman" w:eastAsia="SimHei"/>
+      <w:rFonts w:ascii="Times New Roman" w:hAnsi="Times New Roman" w:eastAsia="黑体"/>
       <w:b/>
       <w:bCs/>
       <w:kern w:val="44"/>
@@ -1515,7 +1630,7 @@
     <w:qFormat/>
     <w:uiPriority w:val="9"/>
     <w:rPr>
-      <w:rFonts w:ascii="Times New Roman" w:hAnsi="Times New Roman" w:eastAsia="SimHei" w:cstheme="majorBidi"/>
+      <w:rFonts w:ascii="Times New Roman" w:hAnsi="Times New Roman" w:eastAsia="黑体" w:cstheme="majorBidi"/>
       <w:b/>
       <w:bCs/>
       <w:kern w:val="2"/>
@@ -1530,7 +1645,7 @@
     <w:qFormat/>
     <w:uiPriority w:val="9"/>
     <w:rPr>
-      <w:rFonts w:ascii="Times New Roman" w:hAnsi="Times New Roman" w:eastAsia="SimHei"/>
+      <w:rFonts w:ascii="Times New Roman" w:hAnsi="Times New Roman" w:eastAsia="黑体"/>
       <w:bCs/>
       <w:kern w:val="2"/>
       <w:szCs w:val="32"/>
@@ -1550,6 +1665,11 @@
       <w:color w:val="000000" w:themeColor="text1"/>
       <w:kern w:val="2"/>
       <w:szCs w:val="21"/>
+      <w14:textFill>
+        <w14:solidFill>
+          <w14:schemeClr w14:val="tx1"/>
+        </w14:solidFill>
+      </w14:textFill>
     </w:rPr>
   </w:style>
   <w:style w:type="character" w:customStyle="1" w:styleId="42">
@@ -1561,7 +1681,7 @@
     <w:uiPriority w:val="9"/>
     <w:rPr>
       <w:rFonts w:eastAsiaTheme="majorEastAsia" w:cstheme="majorBidi"/>
-      <w:color w:val="0F4761" w:themeColor="accent1" w:themeShade="BF"/>
+      <w:color w:val="104862" w:themeColor="accent1" w:themeShade="BF"/>
     </w:rPr>
   </w:style>
   <w:style w:type="character" w:customStyle="1" w:styleId="43">
@@ -1575,7 +1695,15 @@
       <w:rFonts w:eastAsiaTheme="majorEastAsia" w:cstheme="majorBidi"/>
       <w:i/>
       <w:iCs/>
-      <w:color w:val="585858" w:themeColor="text1" w:themeTint="A6"/>
+      <w:color w:val="595959" w:themeColor="text1" w:themeTint="A6"/>
+      <w14:textFill>
+        <w14:solidFill>
+          <w14:schemeClr w14:val="tx1">
+            <w14:lumMod w14:val="65000"/>
+            <w14:lumOff w14:val="35000"/>
+          </w14:schemeClr>
+        </w14:solidFill>
+      </w14:textFill>
     </w:rPr>
   </w:style>
   <w:style w:type="character" w:customStyle="1" w:styleId="44">
@@ -1587,7 +1715,15 @@
     <w:uiPriority w:val="9"/>
     <w:rPr>
       <w:rFonts w:eastAsiaTheme="majorEastAsia" w:cstheme="majorBidi"/>
-      <w:color w:val="585858" w:themeColor="text1" w:themeTint="A6"/>
+      <w:color w:val="595959" w:themeColor="text1" w:themeTint="A6"/>
+      <w14:textFill>
+        <w14:solidFill>
+          <w14:schemeClr w14:val="tx1">
+            <w14:lumMod w14:val="65000"/>
+            <w14:lumOff w14:val="35000"/>
+          </w14:schemeClr>
+        </w14:solidFill>
+      </w14:textFill>
     </w:rPr>
   </w:style>
   <w:style w:type="character" w:customStyle="1" w:styleId="45">
@@ -1601,7 +1737,15 @@
       <w:rFonts w:eastAsiaTheme="majorEastAsia" w:cstheme="majorBidi"/>
       <w:i/>
       <w:iCs/>
-      <w:color w:val="262626" w:themeColor="text1" w:themeTint="D8"/>
+      <w:color w:val="262626" w:themeColor="text1" w:themeTint="D9"/>
+      <w14:textFill>
+        <w14:solidFill>
+          <w14:schemeClr w14:val="tx1">
+            <w14:lumMod w14:val="85000"/>
+            <w14:lumOff w14:val="15000"/>
+          </w14:schemeClr>
+        </w14:solidFill>
+      </w14:textFill>
     </w:rPr>
   </w:style>
   <w:style w:type="character" w:customStyle="1" w:styleId="46">
@@ -1613,7 +1757,15 @@
     <w:uiPriority w:val="9"/>
     <w:rPr>
       <w:rFonts w:eastAsiaTheme="majorEastAsia" w:cstheme="majorBidi"/>
-      <w:color w:val="262626" w:themeColor="text1" w:themeTint="D8"/>
+      <w:color w:val="262626" w:themeColor="text1" w:themeTint="D9"/>
+      <w14:textFill>
+        <w14:solidFill>
+          <w14:schemeClr w14:val="tx1">
+            <w14:lumMod w14:val="85000"/>
+            <w14:lumOff w14:val="15000"/>
+          </w14:schemeClr>
+        </w14:solidFill>
+      </w14:textFill>
     </w:rPr>
   </w:style>
   <w:style w:type="paragraph" w:customStyle="1" w:styleId="47">
@@ -1679,12 +1831,18 @@
     <w:pPr>
       <w:keepNext/>
     </w:pPr>
+    <w:rPr>
+      <w:rFonts w:eastAsia="宋体"/>
+    </w:rPr>
   </w:style>
   <w:style w:type="paragraph" w:customStyle="1" w:styleId="52">
     <w:name w:val="Image Caption"/>
     <w:basedOn w:val="12"/>
     <w:qFormat/>
     <w:uiPriority w:val="0"/>
+    <w:rPr>
+      <w:rFonts w:eastAsia="宋体"/>
+    </w:rPr>
   </w:style>
   <w:style w:type="paragraph" w:customStyle="1" w:styleId="53">
     <w:name w:val="Figure"/>
@@ -1748,7 +1906,7 @@
     <w:qFormat/>
     <w:uiPriority w:val="1"/>
     <w:rPr>
-      <w:rFonts w:ascii="Times New Roman" w:hAnsi="Times New Roman" w:eastAsia="SimSun" w:cs="SimSun"/>
+      <w:rFonts w:ascii="Times New Roman" w:hAnsi="Times New Roman" w:eastAsia="宋体" w:cs="SimSun"/>
       <w:lang w:eastAsia="en-US"/>
     </w:rPr>
   </w:style>
@@ -1860,7 +2018,7 @@
     <w:qFormat/>
     <w:uiPriority w:val="99"/>
     <w:rPr>
-      <w:rFonts w:ascii="Times New Roman" w:hAnsi="Times New Roman" w:eastAsia="SimSun"/>
+      <w:rFonts w:ascii="Times New Roman" w:hAnsi="Times New Roman" w:eastAsia="宋体"/>
       <w:kern w:val="2"/>
       <w:szCs w:val="21"/>
     </w:rPr>

--- a/template/clean_ref_cn.docx
+++ b/template/clean_ref_cn.docx
@@ -75,6 +75,8 @@
         <w:t>Heading 3</w:t>
       </w:r>
       <w:bookmarkEnd w:id="2"/>
+      <w:bookmarkStart w:id="9" w:name="_GoBack"/>
+      <w:bookmarkEnd w:id="9"/>
     </w:p>
     <w:p>
       <w:pPr>
@@ -158,8 +160,6 @@
       <w:r>
         <w:t>First Paragraph.</w:t>
       </w:r>
-      <w:bookmarkStart w:id="9" w:name="_GoBack"/>
-      <w:bookmarkEnd w:id="9"/>
     </w:p>
     <w:p>
       <w:pPr>
@@ -1219,7 +1219,7 @@
     <w:pPr>
       <w:autoSpaceDE w:val="0"/>
       <w:autoSpaceDN w:val="0"/>
-      <w:spacing w:line="360" w:lineRule="auto"/>
+      <w:spacing w:line="400" w:lineRule="exact"/>
       <w:ind w:firstLine="643" w:firstLineChars="200"/>
       <w:jc w:val="both"/>
     </w:pPr>
@@ -1498,7 +1498,7 @@
     <w:qFormat/>
     <w:uiPriority w:val="0"/>
     <w:pPr>
-      <w:spacing w:line="360" w:lineRule="auto"/>
+      <w:spacing w:line="400" w:lineRule="exact"/>
       <w:ind w:left="0" w:leftChars="0" w:firstLine="643" w:firstLineChars="200"/>
       <w:jc w:val="both"/>
     </w:pPr>
